--- a/Protokoll.docx
+++ b/Protokoll.docx
@@ -66,10 +66,7 @@
     <w:p>
       <w:pPr>
         <w:pStyle w:val="berschrift1"/>
-        <w:numPr>
-          <w:ilvl w:val="0"/>
-          <w:numId w:val="2"/>
-        </w:numPr>
+        <w:ind w:left="720"/>
       </w:pPr>
       <w:r>
         <w:lastRenderedPageBreak/>
@@ -118,10 +115,7 @@
     <w:p>
       <w:pPr>
         <w:pStyle w:val="berschrift1"/>
-        <w:numPr>
-          <w:ilvl w:val="0"/>
-          <w:numId w:val="2"/>
-        </w:numPr>
+        <w:ind w:left="720"/>
       </w:pPr>
       <w:r>
         <w:t>Anlegen der Datenbank als UML-Klassendiagram</w:t>
@@ -169,10 +163,7 @@
     <w:p>
       <w:pPr>
         <w:pStyle w:val="berschrift1"/>
-        <w:numPr>
-          <w:ilvl w:val="0"/>
-          <w:numId w:val="2"/>
-        </w:numPr>
+        <w:ind w:left="720"/>
       </w:pPr>
       <w:r>
         <w:lastRenderedPageBreak/>
@@ -926,7 +917,15 @@
         </w:numPr>
       </w:pPr>
       <w:r>
-        <w:t>CREATE TABLE kauft (kunde_id INTEGER, produkt_id INTEGER, verkaufspreis REAL, produktanzahl INTEGER NOT NULL, PRIMARY KEY(kunde_id, produkt_id), FOREIGN KEY (kunde_id) REFERENCES kunde(kunde_id));</w:t>
+        <w:t xml:space="preserve">CREATE TABLE kauft (kunde_id INTEGER, produkt_id INTEGER, verkaufspreis REAL, produktanzahl INTEGER NOT NULL, PRIMARY </w:t>
+      </w:r>
+      <w:proofErr w:type="gramStart"/>
+      <w:r>
+        <w:t>KEY(</w:t>
+      </w:r>
+      <w:proofErr w:type="gramEnd"/>
+      <w:r>
+        <w:t>kunde_id, produkt_id), FOREIGN KEY (kunde_id) REFERENCES kunde(kunde_id));</w:t>
       </w:r>
     </w:p>
     <w:sectPr>

--- a/Protokoll.docx
+++ b/Protokoll.docx
@@ -75,8 +75,11 @@
     </w:p>
     <w:p>
       <w:r>
+        <w:rPr>
+          <w:noProof/>
+        </w:rPr>
         <w:drawing>
-          <wp:inline distT="0" distB="0" distL="0" distR="0" wp14:anchorId="40D5067D" wp14:editId="4766BB88">
+          <wp:inline distT="0" distB="0" distL="0" distR="0" wp14:anchorId="40D5067D" wp14:editId="03F63FA3">
             <wp:extent cx="5760720" cy="2870835"/>
             <wp:effectExtent l="0" t="0" r="0" b="5715"/>
             <wp:docPr id="1569674894" name="Grafik 1"/>
@@ -123,11 +126,22 @@
     </w:p>
     <w:p>
       <w:r>
+        <w:rPr>
+          <w:noProof/>
+        </w:rPr>
         <w:drawing>
-          <wp:inline distT="0" distB="0" distL="0" distR="0" wp14:anchorId="0FD42F1B" wp14:editId="4D14AC74">
-            <wp:extent cx="4171950" cy="3733469"/>
-            <wp:effectExtent l="0" t="0" r="0" b="635"/>
-            <wp:docPr id="202619538" name="Grafik 1"/>
+          <wp:anchor distT="0" distB="0" distL="114300" distR="114300" simplePos="0" relativeHeight="251658240" behindDoc="1" locked="0" layoutInCell="1" allowOverlap="1" wp14:anchorId="336BFEF0" wp14:editId="42D56123">
+            <wp:simplePos x="0" y="0"/>
+            <wp:positionH relativeFrom="margin">
+              <wp:align>center</wp:align>
+            </wp:positionH>
+            <wp:positionV relativeFrom="paragraph">
+              <wp:posOffset>101132</wp:posOffset>
+            </wp:positionV>
+            <wp:extent cx="4772691" cy="5144218"/>
+            <wp:effectExtent l="0" t="0" r="8890" b="0"/>
+            <wp:wrapNone/>
+            <wp:docPr id="290668462" name="Grafik 1"/>
             <wp:cNvGraphicFramePr>
               <a:graphicFrameLocks xmlns:a="http://schemas.openxmlformats.org/drawingml/2006/main" noChangeAspect="1"/>
             </wp:cNvGraphicFramePr>
@@ -135,11 +149,17 @@
               <a:graphicData uri="http://schemas.openxmlformats.org/drawingml/2006/picture">
                 <pic:pic xmlns:pic="http://schemas.openxmlformats.org/drawingml/2006/picture">
                   <pic:nvPicPr>
-                    <pic:cNvPr id="202619538" name=""/>
+                    <pic:cNvPr id="290668462" name=""/>
                     <pic:cNvPicPr/>
                   </pic:nvPicPr>
                   <pic:blipFill>
-                    <a:blip r:embed="rId6"/>
+                    <a:blip r:embed="rId6">
+                      <a:extLst>
+                        <a:ext uri="{28A0092B-C50C-407E-A947-70E740481C1C}">
+                          <a14:useLocalDpi xmlns:a14="http://schemas.microsoft.com/office/drawing/2010/main" val="0"/>
+                        </a:ext>
+                      </a:extLst>
+                    </a:blip>
                     <a:stretch>
                       <a:fillRect/>
                     </a:stretch>
@@ -147,7 +167,7 @@
                   <pic:spPr>
                     <a:xfrm>
                       <a:off x="0" y="0"/>
-                      <a:ext cx="4187609" cy="3747482"/>
+                      <a:ext cx="4772691" cy="5144218"/>
                     </a:xfrm>
                     <a:prstGeom prst="rect">
                       <a:avLst/>
@@ -156,7 +176,7 @@
                 </pic:pic>
               </a:graphicData>
             </a:graphic>
-          </wp:inline>
+          </wp:anchor>
         </w:drawing>
       </w:r>
     </w:p>
@@ -181,17 +201,22 @@
     </w:p>
     <w:p>
       <w:pPr>
-        <w:pStyle w:val="Listenabsatz"/>
-        <w:numPr>
-          <w:ilvl w:val="0"/>
-          <w:numId w:val="3"/>
-        </w:numPr>
-        <w:rPr>
-          <w:lang w:val="en-GB"/>
-        </w:rPr>
-      </w:pPr>
-      <w:r>
-        <w:rPr>
+        <w:pStyle w:val="berschrift2"/>
+        <w:ind w:left="708"/>
+        <w:rPr>
+          <w:rFonts w:asciiTheme="minorHAnsi" w:eastAsiaTheme="minorHAnsi" w:hAnsiTheme="minorHAnsi" w:cstheme="minorBidi"/>
+          <w:color w:val="auto"/>
+          <w:sz w:val="24"/>
+          <w:szCs w:val="24"/>
+          <w:lang w:val="en-GB"/>
+        </w:rPr>
+      </w:pPr>
+      <w:r>
+        <w:rPr>
+          <w:rFonts w:asciiTheme="minorHAnsi" w:eastAsiaTheme="minorHAnsi" w:hAnsiTheme="minorHAnsi" w:cstheme="minorBidi"/>
+          <w:color w:val="auto"/>
+          <w:sz w:val="24"/>
+          <w:szCs w:val="24"/>
           <w:lang w:val="en-GB"/>
         </w:rPr>
         <w:t xml:space="preserve">CREATE TABLE </w:t>
@@ -199,6 +224,10 @@
       <w:proofErr w:type="spellStart"/>
       <w:r>
         <w:rPr>
+          <w:rFonts w:asciiTheme="minorHAnsi" w:eastAsiaTheme="minorHAnsi" w:hAnsiTheme="minorHAnsi" w:cstheme="minorBidi"/>
+          <w:color w:val="auto"/>
+          <w:sz w:val="24"/>
+          <w:szCs w:val="24"/>
           <w:lang w:val="en-GB"/>
         </w:rPr>
         <w:t>händler</w:t>
@@ -206,6 +235,10 @@
       <w:proofErr w:type="spellEnd"/>
       <w:r>
         <w:rPr>
+          <w:rFonts w:asciiTheme="minorHAnsi" w:eastAsiaTheme="minorHAnsi" w:hAnsiTheme="minorHAnsi" w:cstheme="minorBidi"/>
+          <w:color w:val="auto"/>
+          <w:sz w:val="24"/>
+          <w:szCs w:val="24"/>
           <w:lang w:val="en-GB"/>
         </w:rPr>
         <w:t xml:space="preserve"> (</w:t>
@@ -213,6 +246,10 @@
       <w:proofErr w:type="spellStart"/>
       <w:r>
         <w:rPr>
+          <w:rFonts w:asciiTheme="minorHAnsi" w:eastAsiaTheme="minorHAnsi" w:hAnsiTheme="minorHAnsi" w:cstheme="minorBidi"/>
+          <w:color w:val="auto"/>
+          <w:sz w:val="24"/>
+          <w:szCs w:val="24"/>
           <w:lang w:val="en-GB"/>
         </w:rPr>
         <w:t>händler_id</w:t>
@@ -220,6 +257,10 @@
       <w:proofErr w:type="spellEnd"/>
       <w:r>
         <w:rPr>
+          <w:rFonts w:asciiTheme="minorHAnsi" w:eastAsiaTheme="minorHAnsi" w:hAnsiTheme="minorHAnsi" w:cstheme="minorBidi"/>
+          <w:color w:val="auto"/>
+          <w:sz w:val="24"/>
+          <w:szCs w:val="24"/>
           <w:lang w:val="en-GB"/>
         </w:rPr>
         <w:t xml:space="preserve"> INTEGER PRIMARY KEY AUTOINCREMENT);</w:t>
@@ -270,17 +311,22 @@
     </w:p>
     <w:p>
       <w:pPr>
-        <w:pStyle w:val="Listenabsatz"/>
-        <w:numPr>
-          <w:ilvl w:val="0"/>
-          <w:numId w:val="3"/>
-        </w:numPr>
-        <w:rPr>
-          <w:lang w:val="en-GB"/>
-        </w:rPr>
-      </w:pPr>
-      <w:r>
-        <w:rPr>
+        <w:pStyle w:val="berschrift2"/>
+        <w:ind w:left="708"/>
+        <w:rPr>
+          <w:rFonts w:asciiTheme="minorHAnsi" w:eastAsiaTheme="minorHAnsi" w:hAnsiTheme="minorHAnsi" w:cstheme="minorBidi"/>
+          <w:color w:val="auto"/>
+          <w:sz w:val="24"/>
+          <w:szCs w:val="24"/>
+          <w:lang w:val="en-GB"/>
+        </w:rPr>
+      </w:pPr>
+      <w:r>
+        <w:rPr>
+          <w:rFonts w:asciiTheme="minorHAnsi" w:eastAsiaTheme="minorHAnsi" w:hAnsiTheme="minorHAnsi" w:cstheme="minorBidi"/>
+          <w:color w:val="auto"/>
+          <w:sz w:val="24"/>
+          <w:szCs w:val="24"/>
           <w:lang w:val="en-GB"/>
         </w:rPr>
         <w:t xml:space="preserve">CREATE TABLE </w:t>
@@ -288,6 +334,10 @@
       <w:proofErr w:type="spellStart"/>
       <w:r>
         <w:rPr>
+          <w:rFonts w:asciiTheme="minorHAnsi" w:eastAsiaTheme="minorHAnsi" w:hAnsiTheme="minorHAnsi" w:cstheme="minorBidi"/>
+          <w:color w:val="auto"/>
+          <w:sz w:val="24"/>
+          <w:szCs w:val="24"/>
           <w:lang w:val="en-GB"/>
         </w:rPr>
         <w:t>produkt</w:t>
@@ -295,6 +345,10 @@
       <w:proofErr w:type="spellEnd"/>
       <w:r>
         <w:rPr>
+          <w:rFonts w:asciiTheme="minorHAnsi" w:eastAsiaTheme="minorHAnsi" w:hAnsiTheme="minorHAnsi" w:cstheme="minorBidi"/>
+          <w:color w:val="auto"/>
+          <w:sz w:val="24"/>
+          <w:szCs w:val="24"/>
           <w:lang w:val="en-GB"/>
         </w:rPr>
         <w:t xml:space="preserve"> (</w:t>
@@ -302,6 +356,10 @@
       <w:proofErr w:type="spellStart"/>
       <w:r>
         <w:rPr>
+          <w:rFonts w:asciiTheme="minorHAnsi" w:eastAsiaTheme="minorHAnsi" w:hAnsiTheme="minorHAnsi" w:cstheme="minorBidi"/>
+          <w:color w:val="auto"/>
+          <w:sz w:val="24"/>
+          <w:szCs w:val="24"/>
           <w:lang w:val="en-GB"/>
         </w:rPr>
         <w:t>produkt_id</w:t>
@@ -309,6 +367,10 @@
       <w:proofErr w:type="spellEnd"/>
       <w:r>
         <w:rPr>
+          <w:rFonts w:asciiTheme="minorHAnsi" w:eastAsiaTheme="minorHAnsi" w:hAnsiTheme="minorHAnsi" w:cstheme="minorBidi"/>
+          <w:color w:val="auto"/>
+          <w:sz w:val="24"/>
+          <w:szCs w:val="24"/>
           <w:lang w:val="en-GB"/>
         </w:rPr>
         <w:t xml:space="preserve"> INTEGER PRIMARY KEY AUTOINCREMENT, </w:t>
@@ -316,6 +378,10 @@
       <w:proofErr w:type="spellStart"/>
       <w:r>
         <w:rPr>
+          <w:rFonts w:asciiTheme="minorHAnsi" w:eastAsiaTheme="minorHAnsi" w:hAnsiTheme="minorHAnsi" w:cstheme="minorBidi"/>
+          <w:color w:val="auto"/>
+          <w:sz w:val="24"/>
+          <w:szCs w:val="24"/>
           <w:lang w:val="en-GB"/>
         </w:rPr>
         <w:t>produktname</w:t>
@@ -323,6 +389,10 @@
       <w:proofErr w:type="spellEnd"/>
       <w:r>
         <w:rPr>
+          <w:rFonts w:asciiTheme="minorHAnsi" w:eastAsiaTheme="minorHAnsi" w:hAnsiTheme="minorHAnsi" w:cstheme="minorBidi"/>
+          <w:color w:val="auto"/>
+          <w:sz w:val="24"/>
+          <w:szCs w:val="24"/>
           <w:lang w:val="en-GB"/>
         </w:rPr>
         <w:t xml:space="preserve"> TEXT, </w:t>
@@ -330,6 +400,10 @@
       <w:proofErr w:type="spellStart"/>
       <w:r>
         <w:rPr>
+          <w:rFonts w:asciiTheme="minorHAnsi" w:eastAsiaTheme="minorHAnsi" w:hAnsiTheme="minorHAnsi" w:cstheme="minorBidi"/>
+          <w:color w:val="auto"/>
+          <w:sz w:val="24"/>
+          <w:szCs w:val="24"/>
           <w:lang w:val="en-GB"/>
         </w:rPr>
         <w:t>verkaufspreis</w:t>
@@ -337,9 +411,55 @@
       <w:proofErr w:type="spellEnd"/>
       <w:r>
         <w:rPr>
-          <w:lang w:val="en-GB"/>
-        </w:rPr>
-        <w:t xml:space="preserve"> REAL NOT NULL);</w:t>
+          <w:rFonts w:asciiTheme="minorHAnsi" w:eastAsiaTheme="minorHAnsi" w:hAnsiTheme="minorHAnsi" w:cstheme="minorBidi"/>
+          <w:color w:val="auto"/>
+          <w:sz w:val="24"/>
+          <w:szCs w:val="24"/>
+          <w:lang w:val="en-GB"/>
+        </w:rPr>
+        <w:t xml:space="preserve"> REAL NOT NULL, </w:t>
+      </w:r>
+      <w:proofErr w:type="spellStart"/>
+      <w:r>
+        <w:rPr>
+          <w:rFonts w:asciiTheme="minorHAnsi" w:eastAsiaTheme="minorHAnsi" w:hAnsiTheme="minorHAnsi" w:cstheme="minorBidi"/>
+          <w:color w:val="auto"/>
+          <w:sz w:val="24"/>
+          <w:szCs w:val="24"/>
+          <w:lang w:val="en-GB"/>
+        </w:rPr>
+        <w:t>einkaufspreis</w:t>
+      </w:r>
+      <w:proofErr w:type="spellEnd"/>
+      <w:r>
+        <w:rPr>
+          <w:rFonts w:asciiTheme="minorHAnsi" w:eastAsiaTheme="minorHAnsi" w:hAnsiTheme="minorHAnsi" w:cstheme="minorBidi"/>
+          <w:color w:val="auto"/>
+          <w:sz w:val="24"/>
+          <w:szCs w:val="24"/>
+          <w:lang w:val="en-GB"/>
+        </w:rPr>
+        <w:t xml:space="preserve"> </w:t>
+      </w:r>
+      <w:r>
+        <w:rPr>
+          <w:rFonts w:asciiTheme="minorHAnsi" w:eastAsiaTheme="minorHAnsi" w:hAnsiTheme="minorHAnsi" w:cstheme="minorBidi"/>
+          <w:color w:val="auto"/>
+          <w:sz w:val="24"/>
+          <w:szCs w:val="24"/>
+          <w:lang w:val="en-GB"/>
+        </w:rPr>
+        <w:t>REAL</w:t>
+      </w:r>
+      <w:r>
+        <w:rPr>
+          <w:rFonts w:asciiTheme="minorHAnsi" w:eastAsiaTheme="minorHAnsi" w:hAnsiTheme="minorHAnsi" w:cstheme="minorBidi"/>
+          <w:color w:val="auto"/>
+          <w:sz w:val="24"/>
+          <w:szCs w:val="24"/>
+          <w:lang w:val="en-GB"/>
+        </w:rPr>
+        <w:t>);</w:t>
       </w:r>
     </w:p>
     <w:p>
@@ -387,17 +507,22 @@
     </w:p>
     <w:p>
       <w:pPr>
-        <w:pStyle w:val="Listenabsatz"/>
-        <w:numPr>
-          <w:ilvl w:val="0"/>
-          <w:numId w:val="3"/>
-        </w:numPr>
-        <w:rPr>
-          <w:lang w:val="en-GB"/>
-        </w:rPr>
-      </w:pPr>
-      <w:r>
-        <w:rPr>
+        <w:pStyle w:val="berschrift2"/>
+        <w:ind w:left="708"/>
+        <w:rPr>
+          <w:rFonts w:asciiTheme="minorHAnsi" w:eastAsiaTheme="minorHAnsi" w:hAnsiTheme="minorHAnsi" w:cstheme="minorBidi"/>
+          <w:color w:val="auto"/>
+          <w:sz w:val="24"/>
+          <w:szCs w:val="24"/>
+          <w:lang w:val="en-GB"/>
+        </w:rPr>
+      </w:pPr>
+      <w:r>
+        <w:rPr>
+          <w:rFonts w:asciiTheme="minorHAnsi" w:eastAsiaTheme="minorHAnsi" w:hAnsiTheme="minorHAnsi" w:cstheme="minorBidi"/>
+          <w:color w:val="auto"/>
+          <w:sz w:val="24"/>
+          <w:szCs w:val="24"/>
           <w:lang w:val="en-GB"/>
         </w:rPr>
         <w:t xml:space="preserve">CREATE TABLE </w:t>
@@ -405,6 +530,10 @@
       <w:proofErr w:type="spellStart"/>
       <w:r>
         <w:rPr>
+          <w:rFonts w:asciiTheme="minorHAnsi" w:eastAsiaTheme="minorHAnsi" w:hAnsiTheme="minorHAnsi" w:cstheme="minorBidi"/>
+          <w:color w:val="auto"/>
+          <w:sz w:val="24"/>
+          <w:szCs w:val="24"/>
           <w:lang w:val="en-GB"/>
         </w:rPr>
         <w:t>inventar</w:t>
@@ -412,6 +541,10 @@
       <w:proofErr w:type="spellEnd"/>
       <w:r>
         <w:rPr>
+          <w:rFonts w:asciiTheme="minorHAnsi" w:eastAsiaTheme="minorHAnsi" w:hAnsiTheme="minorHAnsi" w:cstheme="minorBidi"/>
+          <w:color w:val="auto"/>
+          <w:sz w:val="24"/>
+          <w:szCs w:val="24"/>
           <w:lang w:val="en-GB"/>
         </w:rPr>
         <w:t xml:space="preserve"> (</w:t>
@@ -419,6 +552,10 @@
       <w:proofErr w:type="spellStart"/>
       <w:r>
         <w:rPr>
+          <w:rFonts w:asciiTheme="minorHAnsi" w:eastAsiaTheme="minorHAnsi" w:hAnsiTheme="minorHAnsi" w:cstheme="minorBidi"/>
+          <w:color w:val="auto"/>
+          <w:sz w:val="24"/>
+          <w:szCs w:val="24"/>
           <w:lang w:val="en-GB"/>
         </w:rPr>
         <w:t>inventar_id</w:t>
@@ -426,6 +563,10 @@
       <w:proofErr w:type="spellEnd"/>
       <w:r>
         <w:rPr>
+          <w:rFonts w:asciiTheme="minorHAnsi" w:eastAsiaTheme="minorHAnsi" w:hAnsiTheme="minorHAnsi" w:cstheme="minorBidi"/>
+          <w:color w:val="auto"/>
+          <w:sz w:val="24"/>
+          <w:szCs w:val="24"/>
           <w:lang w:val="en-GB"/>
         </w:rPr>
         <w:t xml:space="preserve"> INTEGER PRIMARY KEY </w:t>
@@ -434,6 +575,10 @@
       <w:proofErr w:type="gramStart"/>
       <w:r>
         <w:rPr>
+          <w:rFonts w:asciiTheme="minorHAnsi" w:eastAsiaTheme="minorHAnsi" w:hAnsiTheme="minorHAnsi" w:cstheme="minorBidi"/>
+          <w:color w:val="auto"/>
+          <w:sz w:val="24"/>
+          <w:szCs w:val="24"/>
           <w:lang w:val="en-GB"/>
         </w:rPr>
         <w:t>AUTOINCREMENT,lagerort</w:t>
@@ -442,6 +587,10 @@
       <w:proofErr w:type="gramEnd"/>
       <w:r>
         <w:rPr>
+          <w:rFonts w:asciiTheme="minorHAnsi" w:eastAsiaTheme="minorHAnsi" w:hAnsiTheme="minorHAnsi" w:cstheme="minorBidi"/>
+          <w:color w:val="auto"/>
+          <w:sz w:val="24"/>
+          <w:szCs w:val="24"/>
           <w:lang w:val="en-GB"/>
         </w:rPr>
         <w:t xml:space="preserve"> TEXT NOT </w:t>
@@ -450,6 +599,10 @@
       <w:proofErr w:type="gramStart"/>
       <w:r>
         <w:rPr>
+          <w:rFonts w:asciiTheme="minorHAnsi" w:eastAsiaTheme="minorHAnsi" w:hAnsiTheme="minorHAnsi" w:cstheme="minorBidi"/>
+          <w:color w:val="auto"/>
+          <w:sz w:val="24"/>
+          <w:szCs w:val="24"/>
           <w:lang w:val="en-GB"/>
         </w:rPr>
         <w:t>NULL,bestand</w:t>
@@ -458,6 +611,10 @@
       <w:proofErr w:type="gramEnd"/>
       <w:r>
         <w:rPr>
+          <w:rFonts w:asciiTheme="minorHAnsi" w:eastAsiaTheme="minorHAnsi" w:hAnsiTheme="minorHAnsi" w:cstheme="minorBidi"/>
+          <w:color w:val="auto"/>
+          <w:sz w:val="24"/>
+          <w:szCs w:val="24"/>
           <w:lang w:val="en-GB"/>
         </w:rPr>
         <w:t xml:space="preserve"> INTEGER DEFAULT </w:t>
@@ -465,6 +622,10 @@
       <w:proofErr w:type="gramStart"/>
       <w:r>
         <w:rPr>
+          <w:rFonts w:asciiTheme="minorHAnsi" w:eastAsiaTheme="minorHAnsi" w:hAnsiTheme="minorHAnsi" w:cstheme="minorBidi"/>
+          <w:color w:val="auto"/>
+          <w:sz w:val="24"/>
+          <w:szCs w:val="24"/>
           <w:lang w:val="en-GB"/>
         </w:rPr>
         <w:t>0,produkt</w:t>
@@ -472,6 +633,10 @@
       <w:proofErr w:type="gramEnd"/>
       <w:r>
         <w:rPr>
+          <w:rFonts w:asciiTheme="minorHAnsi" w:eastAsiaTheme="minorHAnsi" w:hAnsiTheme="minorHAnsi" w:cstheme="minorBidi"/>
+          <w:color w:val="auto"/>
+          <w:sz w:val="24"/>
+          <w:szCs w:val="24"/>
           <w:lang w:val="en-GB"/>
         </w:rPr>
         <w:t xml:space="preserve">_id </w:t>
@@ -479,6 +644,10 @@
       <w:proofErr w:type="gramStart"/>
       <w:r>
         <w:rPr>
+          <w:rFonts w:asciiTheme="minorHAnsi" w:eastAsiaTheme="minorHAnsi" w:hAnsiTheme="minorHAnsi" w:cstheme="minorBidi"/>
+          <w:color w:val="auto"/>
+          <w:sz w:val="24"/>
+          <w:szCs w:val="24"/>
           <w:lang w:val="en-GB"/>
         </w:rPr>
         <w:t>INTEGER,FOREIGN</w:t>
@@ -486,6 +655,10 @@
       <w:proofErr w:type="gramEnd"/>
       <w:r>
         <w:rPr>
+          <w:rFonts w:asciiTheme="minorHAnsi" w:eastAsiaTheme="minorHAnsi" w:hAnsiTheme="minorHAnsi" w:cstheme="minorBidi"/>
+          <w:color w:val="auto"/>
+          <w:sz w:val="24"/>
+          <w:szCs w:val="24"/>
           <w:lang w:val="en-GB"/>
         </w:rPr>
         <w:t xml:space="preserve"> KEY (</w:t>
@@ -493,6 +666,10 @@
       <w:proofErr w:type="spellStart"/>
       <w:r>
         <w:rPr>
+          <w:rFonts w:asciiTheme="minorHAnsi" w:eastAsiaTheme="minorHAnsi" w:hAnsiTheme="minorHAnsi" w:cstheme="minorBidi"/>
+          <w:color w:val="auto"/>
+          <w:sz w:val="24"/>
+          <w:szCs w:val="24"/>
           <w:lang w:val="en-GB"/>
         </w:rPr>
         <w:t>produkt_id</w:t>
@@ -500,6 +677,10 @@
       <w:proofErr w:type="spellEnd"/>
       <w:r>
         <w:rPr>
+          <w:rFonts w:asciiTheme="minorHAnsi" w:eastAsiaTheme="minorHAnsi" w:hAnsiTheme="minorHAnsi" w:cstheme="minorBidi"/>
+          <w:color w:val="auto"/>
+          <w:sz w:val="24"/>
+          <w:szCs w:val="24"/>
           <w:lang w:val="en-GB"/>
         </w:rPr>
         <w:t xml:space="preserve">) REFERENCES </w:t>
@@ -507,6 +688,10 @@
       <w:proofErr w:type="spellStart"/>
       <w:r>
         <w:rPr>
+          <w:rFonts w:asciiTheme="minorHAnsi" w:eastAsiaTheme="minorHAnsi" w:hAnsiTheme="minorHAnsi" w:cstheme="minorBidi"/>
+          <w:color w:val="auto"/>
+          <w:sz w:val="24"/>
+          <w:szCs w:val="24"/>
           <w:lang w:val="en-GB"/>
         </w:rPr>
         <w:t>produkt</w:t>
@@ -514,6 +699,10 @@
       <w:proofErr w:type="spellEnd"/>
       <w:r>
         <w:rPr>
+          <w:rFonts w:asciiTheme="minorHAnsi" w:eastAsiaTheme="minorHAnsi" w:hAnsiTheme="minorHAnsi" w:cstheme="minorBidi"/>
+          <w:color w:val="auto"/>
+          <w:sz w:val="24"/>
+          <w:szCs w:val="24"/>
           <w:lang w:val="en-GB"/>
         </w:rPr>
         <w:t>(</w:t>
@@ -521,6 +710,10 @@
       <w:proofErr w:type="spellStart"/>
       <w:r>
         <w:rPr>
+          <w:rFonts w:asciiTheme="minorHAnsi" w:eastAsiaTheme="minorHAnsi" w:hAnsiTheme="minorHAnsi" w:cstheme="minorBidi"/>
+          <w:color w:val="auto"/>
+          <w:sz w:val="24"/>
+          <w:szCs w:val="24"/>
           <w:lang w:val="en-GB"/>
         </w:rPr>
         <w:t>produkt_id</w:t>
@@ -528,6 +721,10 @@
       <w:proofErr w:type="spellEnd"/>
       <w:r>
         <w:rPr>
+          <w:rFonts w:asciiTheme="minorHAnsi" w:eastAsiaTheme="minorHAnsi" w:hAnsiTheme="minorHAnsi" w:cstheme="minorBidi"/>
+          <w:color w:val="auto"/>
+          <w:sz w:val="24"/>
+          <w:szCs w:val="24"/>
           <w:lang w:val="en-GB"/>
         </w:rPr>
         <w:t>));</w:t>
@@ -537,101 +734,108 @@
       <w:pPr>
         <w:pStyle w:val="berschrift2"/>
         <w:ind w:left="708"/>
-        <w:rPr>
-          <w:lang w:val="en-GB"/>
-        </w:rPr>
-      </w:pPr>
-      <w:r>
-        <w:rPr>
-          <w:lang w:val="en-GB"/>
-        </w:rPr>
-        <w:t xml:space="preserve">Der </w:t>
-      </w:r>
-      <w:proofErr w:type="spellStart"/>
-      <w:r>
-        <w:rPr>
-          <w:lang w:val="en-GB"/>
-        </w:rPr>
-        <w:t>Tabelle</w:t>
-      </w:r>
-      <w:proofErr w:type="spellEnd"/>
-      <w:r>
-        <w:rPr>
-          <w:lang w:val="en-GB"/>
-        </w:rPr>
-        <w:t xml:space="preserve"> Kunde:</w:t>
+      </w:pPr>
+      <w:r>
+        <w:t>Der Tabelle Kunde:</w:t>
       </w:r>
     </w:p>
     <w:p>
       <w:pPr>
-        <w:pStyle w:val="Listenabsatz"/>
-        <w:numPr>
-          <w:ilvl w:val="0"/>
-          <w:numId w:val="3"/>
-        </w:numPr>
-        <w:rPr>
-          <w:lang w:val="en-GB"/>
-        </w:rPr>
-      </w:pPr>
-      <w:r>
-        <w:rPr>
-          <w:lang w:val="en-GB"/>
+        <w:pStyle w:val="berschrift2"/>
+        <w:ind w:left="708"/>
+        <w:rPr>
+          <w:rFonts w:asciiTheme="minorHAnsi" w:eastAsiaTheme="minorHAnsi" w:hAnsiTheme="minorHAnsi" w:cstheme="minorBidi"/>
+          <w:color w:val="auto"/>
+          <w:sz w:val="24"/>
+          <w:szCs w:val="24"/>
+        </w:rPr>
+      </w:pPr>
+      <w:r>
+        <w:rPr>
+          <w:rFonts w:asciiTheme="minorHAnsi" w:eastAsiaTheme="minorHAnsi" w:hAnsiTheme="minorHAnsi" w:cstheme="minorBidi"/>
+          <w:color w:val="auto"/>
+          <w:sz w:val="24"/>
+          <w:szCs w:val="24"/>
         </w:rPr>
         <w:t xml:space="preserve">CREATE TABLE </w:t>
       </w:r>
       <w:proofErr w:type="spellStart"/>
       <w:r>
         <w:rPr>
-          <w:lang w:val="en-GB"/>
+          <w:rFonts w:asciiTheme="minorHAnsi" w:eastAsiaTheme="minorHAnsi" w:hAnsiTheme="minorHAnsi" w:cstheme="minorBidi"/>
+          <w:color w:val="auto"/>
+          <w:sz w:val="24"/>
+          <w:szCs w:val="24"/>
         </w:rPr>
         <w:t>kunde</w:t>
       </w:r>
       <w:proofErr w:type="spellEnd"/>
       <w:r>
         <w:rPr>
-          <w:lang w:val="en-GB"/>
+          <w:rFonts w:asciiTheme="minorHAnsi" w:eastAsiaTheme="minorHAnsi" w:hAnsiTheme="minorHAnsi" w:cstheme="minorBidi"/>
+          <w:color w:val="auto"/>
+          <w:sz w:val="24"/>
+          <w:szCs w:val="24"/>
         </w:rPr>
         <w:t xml:space="preserve"> (</w:t>
       </w:r>
       <w:proofErr w:type="spellStart"/>
       <w:r>
         <w:rPr>
-          <w:lang w:val="en-GB"/>
+          <w:rFonts w:asciiTheme="minorHAnsi" w:eastAsiaTheme="minorHAnsi" w:hAnsiTheme="minorHAnsi" w:cstheme="minorBidi"/>
+          <w:color w:val="auto"/>
+          <w:sz w:val="24"/>
+          <w:szCs w:val="24"/>
         </w:rPr>
         <w:t>kunde_id</w:t>
       </w:r>
       <w:proofErr w:type="spellEnd"/>
       <w:r>
         <w:rPr>
-          <w:lang w:val="en-GB"/>
+          <w:rFonts w:asciiTheme="minorHAnsi" w:eastAsiaTheme="minorHAnsi" w:hAnsiTheme="minorHAnsi" w:cstheme="minorBidi"/>
+          <w:color w:val="auto"/>
+          <w:sz w:val="24"/>
+          <w:szCs w:val="24"/>
         </w:rPr>
         <w:t xml:space="preserve"> INTEGER PRIMARY KEY AUTOINCREMENT, </w:t>
       </w:r>
       <w:proofErr w:type="spellStart"/>
       <w:r>
         <w:rPr>
-          <w:lang w:val="en-GB"/>
+          <w:rFonts w:asciiTheme="minorHAnsi" w:eastAsiaTheme="minorHAnsi" w:hAnsiTheme="minorHAnsi" w:cstheme="minorBidi"/>
+          <w:color w:val="auto"/>
+          <w:sz w:val="24"/>
+          <w:szCs w:val="24"/>
         </w:rPr>
         <w:t>vorname</w:t>
       </w:r>
       <w:proofErr w:type="spellEnd"/>
       <w:r>
         <w:rPr>
-          <w:lang w:val="en-GB"/>
+          <w:rFonts w:asciiTheme="minorHAnsi" w:eastAsiaTheme="minorHAnsi" w:hAnsiTheme="minorHAnsi" w:cstheme="minorBidi"/>
+          <w:color w:val="auto"/>
+          <w:sz w:val="24"/>
+          <w:szCs w:val="24"/>
         </w:rPr>
         <w:t xml:space="preserve"> TEXT, </w:t>
       </w:r>
       <w:proofErr w:type="spellStart"/>
       <w:r>
         <w:rPr>
-          <w:lang w:val="en-GB"/>
-        </w:rPr>
-        <w:t>nachnahme</w:t>
-      </w:r>
-      <w:proofErr w:type="spellEnd"/>
-      <w:r>
-        <w:rPr>
-          <w:lang w:val="en-GB"/>
+          <w:rFonts w:asciiTheme="minorHAnsi" w:eastAsiaTheme="minorHAnsi" w:hAnsiTheme="minorHAnsi" w:cstheme="minorBidi"/>
+          <w:color w:val="auto"/>
+          <w:sz w:val="24"/>
+          <w:szCs w:val="24"/>
+        </w:rPr>
+        <w:t>nachname</w:t>
+      </w:r>
+      <w:proofErr w:type="spellEnd"/>
+      <w:r>
+        <w:rPr>
+          <w:rFonts w:asciiTheme="minorHAnsi" w:eastAsiaTheme="minorHAnsi" w:hAnsiTheme="minorHAnsi" w:cstheme="minorBidi"/>
+          <w:color w:val="auto"/>
+          <w:sz w:val="24"/>
+          <w:szCs w:val="24"/>
         </w:rPr>
         <w:t xml:space="preserve"> TEXT);</w:t>
       </w:r>
@@ -640,227 +844,236 @@
       <w:pPr>
         <w:pStyle w:val="berschrift2"/>
         <w:ind w:left="708"/>
-        <w:rPr>
-          <w:lang w:val="en-GB"/>
-        </w:rPr>
-      </w:pPr>
-      <w:r>
-        <w:rPr>
-          <w:lang w:val="en-GB"/>
-        </w:rPr>
-        <w:t xml:space="preserve">Der </w:t>
-      </w:r>
-      <w:proofErr w:type="spellStart"/>
-      <w:r>
-        <w:rPr>
-          <w:lang w:val="en-GB"/>
-        </w:rPr>
-        <w:t>Tabelle</w:t>
-      </w:r>
-      <w:proofErr w:type="spellEnd"/>
-      <w:r>
-        <w:rPr>
-          <w:lang w:val="en-GB"/>
-        </w:rPr>
-        <w:t xml:space="preserve"> </w:t>
-      </w:r>
-      <w:proofErr w:type="spellStart"/>
-      <w:r>
-        <w:rPr>
-          <w:lang w:val="en-GB"/>
-        </w:rPr>
+      </w:pPr>
+      <w:r>
+        <w:t xml:space="preserve">Der Tabelle </w:t>
+      </w:r>
+      <w:proofErr w:type="gramStart"/>
+      <w:r>
         <w:t>Liefert</w:t>
       </w:r>
-      <w:proofErr w:type="spellEnd"/>
-      <w:r>
-        <w:rPr>
-          <w:lang w:val="en-GB"/>
-        </w:rPr>
+      <w:proofErr w:type="gramEnd"/>
+      <w:r>
         <w:t>:</w:t>
       </w:r>
     </w:p>
     <w:p>
       <w:pPr>
-        <w:pStyle w:val="Listenabsatz"/>
-        <w:numPr>
-          <w:ilvl w:val="0"/>
-          <w:numId w:val="3"/>
-        </w:numPr>
-        <w:rPr>
-          <w:lang w:val="en-GB"/>
-        </w:rPr>
-      </w:pPr>
-      <w:r>
-        <w:rPr>
-          <w:lang w:val="en-GB"/>
-        </w:rPr>
-        <w:t xml:space="preserve">CREATE TABLE </w:t>
-      </w:r>
-      <w:proofErr w:type="spellStart"/>
-      <w:r>
-        <w:rPr>
-          <w:lang w:val="en-GB"/>
-        </w:rPr>
-        <w:t>liefert</w:t>
-      </w:r>
-      <w:proofErr w:type="spellEnd"/>
-      <w:r>
-        <w:rPr>
-          <w:lang w:val="en-GB"/>
-        </w:rPr>
-        <w:t xml:space="preserve"> (</w:t>
-      </w:r>
-      <w:proofErr w:type="spellStart"/>
-      <w:r>
-        <w:rPr>
-          <w:lang w:val="en-GB"/>
+        <w:pStyle w:val="berschrift2"/>
+        <w:ind w:left="708"/>
+        <w:rPr>
+          <w:rFonts w:asciiTheme="minorHAnsi" w:eastAsiaTheme="minorHAnsi" w:hAnsiTheme="minorHAnsi" w:cstheme="minorBidi"/>
+          <w:color w:val="auto"/>
+          <w:sz w:val="24"/>
+          <w:szCs w:val="24"/>
+        </w:rPr>
+      </w:pPr>
+      <w:r>
+        <w:rPr>
+          <w:rFonts w:asciiTheme="minorHAnsi" w:eastAsiaTheme="minorHAnsi" w:hAnsiTheme="minorHAnsi" w:cstheme="minorBidi"/>
+          <w:color w:val="auto"/>
+          <w:sz w:val="24"/>
+          <w:szCs w:val="24"/>
+        </w:rPr>
+        <w:t>CREATE TABLE liefert (</w:t>
+      </w:r>
+      <w:proofErr w:type="spellStart"/>
+      <w:r>
+        <w:rPr>
+          <w:rFonts w:asciiTheme="minorHAnsi" w:eastAsiaTheme="minorHAnsi" w:hAnsiTheme="minorHAnsi" w:cstheme="minorBidi"/>
+          <w:color w:val="auto"/>
+          <w:sz w:val="24"/>
+          <w:szCs w:val="24"/>
         </w:rPr>
         <w:t>händler_id</w:t>
       </w:r>
       <w:proofErr w:type="spellEnd"/>
       <w:r>
         <w:rPr>
-          <w:lang w:val="en-GB"/>
+          <w:rFonts w:asciiTheme="minorHAnsi" w:eastAsiaTheme="minorHAnsi" w:hAnsiTheme="minorHAnsi" w:cstheme="minorBidi"/>
+          <w:color w:val="auto"/>
+          <w:sz w:val="24"/>
+          <w:szCs w:val="24"/>
         </w:rPr>
         <w:t xml:space="preserve"> INTEGER, </w:t>
       </w:r>
       <w:proofErr w:type="spellStart"/>
       <w:r>
         <w:rPr>
-          <w:lang w:val="en-GB"/>
+          <w:rFonts w:asciiTheme="minorHAnsi" w:eastAsiaTheme="minorHAnsi" w:hAnsiTheme="minorHAnsi" w:cstheme="minorBidi"/>
+          <w:color w:val="auto"/>
+          <w:sz w:val="24"/>
+          <w:szCs w:val="24"/>
         </w:rPr>
         <w:t>produkt_id</w:t>
       </w:r>
       <w:proofErr w:type="spellEnd"/>
       <w:r>
         <w:rPr>
-          <w:lang w:val="en-GB"/>
-        </w:rPr>
-        <w:t xml:space="preserve"> INTEGER, </w:t>
-      </w:r>
-      <w:proofErr w:type="spellStart"/>
-      <w:r>
-        <w:rPr>
-          <w:lang w:val="en-GB"/>
-        </w:rPr>
-        <w:t>einkaufspreis</w:t>
-      </w:r>
-      <w:proofErr w:type="spellEnd"/>
-      <w:r>
-        <w:rPr>
-          <w:lang w:val="en-GB"/>
-        </w:rPr>
-        <w:t xml:space="preserve"> REAL, PRIMARY KEY (</w:t>
-      </w:r>
-      <w:proofErr w:type="spellStart"/>
-      <w:r>
-        <w:rPr>
-          <w:lang w:val="en-GB"/>
+          <w:rFonts w:asciiTheme="minorHAnsi" w:eastAsiaTheme="minorHAnsi" w:hAnsiTheme="minorHAnsi" w:cstheme="minorBidi"/>
+          <w:color w:val="auto"/>
+          <w:sz w:val="24"/>
+          <w:szCs w:val="24"/>
+        </w:rPr>
+        <w:t xml:space="preserve"> INTEGER, PRIMARY KEY (</w:t>
+      </w:r>
+      <w:proofErr w:type="spellStart"/>
+      <w:r>
+        <w:rPr>
+          <w:rFonts w:asciiTheme="minorHAnsi" w:eastAsiaTheme="minorHAnsi" w:hAnsiTheme="minorHAnsi" w:cstheme="minorBidi"/>
+          <w:color w:val="auto"/>
+          <w:sz w:val="24"/>
+          <w:szCs w:val="24"/>
         </w:rPr>
         <w:t>händler_id</w:t>
       </w:r>
       <w:proofErr w:type="spellEnd"/>
       <w:r>
         <w:rPr>
-          <w:lang w:val="en-GB"/>
+          <w:rFonts w:asciiTheme="minorHAnsi" w:eastAsiaTheme="minorHAnsi" w:hAnsiTheme="minorHAnsi" w:cstheme="minorBidi"/>
+          <w:color w:val="auto"/>
+          <w:sz w:val="24"/>
+          <w:szCs w:val="24"/>
         </w:rPr>
         <w:t xml:space="preserve">, </w:t>
       </w:r>
       <w:proofErr w:type="spellStart"/>
       <w:r>
         <w:rPr>
-          <w:lang w:val="en-GB"/>
+          <w:rFonts w:asciiTheme="minorHAnsi" w:eastAsiaTheme="minorHAnsi" w:hAnsiTheme="minorHAnsi" w:cstheme="minorBidi"/>
+          <w:color w:val="auto"/>
+          <w:sz w:val="24"/>
+          <w:szCs w:val="24"/>
         </w:rPr>
         <w:t>produkt_id</w:t>
       </w:r>
       <w:proofErr w:type="spellEnd"/>
       <w:r>
         <w:rPr>
-          <w:lang w:val="en-GB"/>
+          <w:rFonts w:asciiTheme="minorHAnsi" w:eastAsiaTheme="minorHAnsi" w:hAnsiTheme="minorHAnsi" w:cstheme="minorBidi"/>
+          <w:color w:val="auto"/>
+          <w:sz w:val="24"/>
+          <w:szCs w:val="24"/>
         </w:rPr>
         <w:t>), FOREIGN KEY (</w:t>
       </w:r>
       <w:proofErr w:type="spellStart"/>
       <w:r>
         <w:rPr>
-          <w:lang w:val="en-GB"/>
+          <w:rFonts w:asciiTheme="minorHAnsi" w:eastAsiaTheme="minorHAnsi" w:hAnsiTheme="minorHAnsi" w:cstheme="minorBidi"/>
+          <w:color w:val="auto"/>
+          <w:sz w:val="24"/>
+          <w:szCs w:val="24"/>
         </w:rPr>
         <w:t>händler_id</w:t>
       </w:r>
       <w:proofErr w:type="spellEnd"/>
       <w:r>
         <w:rPr>
-          <w:lang w:val="en-GB"/>
+          <w:rFonts w:asciiTheme="minorHAnsi" w:eastAsiaTheme="minorHAnsi" w:hAnsiTheme="minorHAnsi" w:cstheme="minorBidi"/>
+          <w:color w:val="auto"/>
+          <w:sz w:val="24"/>
+          <w:szCs w:val="24"/>
         </w:rPr>
         <w:t xml:space="preserve">) REFERENCES </w:t>
       </w:r>
       <w:proofErr w:type="spellStart"/>
       <w:r>
         <w:rPr>
-          <w:lang w:val="en-GB"/>
+          <w:rFonts w:asciiTheme="minorHAnsi" w:eastAsiaTheme="minorHAnsi" w:hAnsiTheme="minorHAnsi" w:cstheme="minorBidi"/>
+          <w:color w:val="auto"/>
+          <w:sz w:val="24"/>
+          <w:szCs w:val="24"/>
         </w:rPr>
         <w:t>händler</w:t>
       </w:r>
       <w:proofErr w:type="spellEnd"/>
       <w:r>
         <w:rPr>
-          <w:lang w:val="en-GB"/>
+          <w:rFonts w:asciiTheme="minorHAnsi" w:eastAsiaTheme="minorHAnsi" w:hAnsiTheme="minorHAnsi" w:cstheme="minorBidi"/>
+          <w:color w:val="auto"/>
+          <w:sz w:val="24"/>
+          <w:szCs w:val="24"/>
         </w:rPr>
         <w:t>(</w:t>
       </w:r>
       <w:proofErr w:type="spellStart"/>
       <w:r>
         <w:rPr>
-          <w:lang w:val="en-GB"/>
+          <w:rFonts w:asciiTheme="minorHAnsi" w:eastAsiaTheme="minorHAnsi" w:hAnsiTheme="minorHAnsi" w:cstheme="minorBidi"/>
+          <w:color w:val="auto"/>
+          <w:sz w:val="24"/>
+          <w:szCs w:val="24"/>
         </w:rPr>
         <w:t>händler_id</w:t>
       </w:r>
       <w:proofErr w:type="spellEnd"/>
       <w:r>
         <w:rPr>
-          <w:lang w:val="en-GB"/>
+          <w:rFonts w:asciiTheme="minorHAnsi" w:eastAsiaTheme="minorHAnsi" w:hAnsiTheme="minorHAnsi" w:cstheme="minorBidi"/>
+          <w:color w:val="auto"/>
+          <w:sz w:val="24"/>
+          <w:szCs w:val="24"/>
         </w:rPr>
         <w:t>), FOREIGN KEY (</w:t>
       </w:r>
       <w:proofErr w:type="spellStart"/>
       <w:r>
         <w:rPr>
-          <w:lang w:val="en-GB"/>
+          <w:rFonts w:asciiTheme="minorHAnsi" w:eastAsiaTheme="minorHAnsi" w:hAnsiTheme="minorHAnsi" w:cstheme="minorBidi"/>
+          <w:color w:val="auto"/>
+          <w:sz w:val="24"/>
+          <w:szCs w:val="24"/>
         </w:rPr>
         <w:t>produkt_id</w:t>
       </w:r>
       <w:proofErr w:type="spellEnd"/>
       <w:r>
         <w:rPr>
-          <w:lang w:val="en-GB"/>
+          <w:rFonts w:asciiTheme="minorHAnsi" w:eastAsiaTheme="minorHAnsi" w:hAnsiTheme="minorHAnsi" w:cstheme="minorBidi"/>
+          <w:color w:val="auto"/>
+          <w:sz w:val="24"/>
+          <w:szCs w:val="24"/>
         </w:rPr>
         <w:t xml:space="preserve">) REFERENCES </w:t>
       </w:r>
       <w:proofErr w:type="spellStart"/>
       <w:r>
         <w:rPr>
-          <w:lang w:val="en-GB"/>
+          <w:rFonts w:asciiTheme="minorHAnsi" w:eastAsiaTheme="minorHAnsi" w:hAnsiTheme="minorHAnsi" w:cstheme="minorBidi"/>
+          <w:color w:val="auto"/>
+          <w:sz w:val="24"/>
+          <w:szCs w:val="24"/>
         </w:rPr>
         <w:t>produkt</w:t>
       </w:r>
       <w:proofErr w:type="spellEnd"/>
       <w:r>
         <w:rPr>
-          <w:lang w:val="en-GB"/>
+          <w:rFonts w:asciiTheme="minorHAnsi" w:eastAsiaTheme="minorHAnsi" w:hAnsiTheme="minorHAnsi" w:cstheme="minorBidi"/>
+          <w:color w:val="auto"/>
+          <w:sz w:val="24"/>
+          <w:szCs w:val="24"/>
         </w:rPr>
         <w:t>(</w:t>
       </w:r>
       <w:proofErr w:type="spellStart"/>
       <w:r>
         <w:rPr>
-          <w:lang w:val="en-GB"/>
+          <w:rFonts w:asciiTheme="minorHAnsi" w:eastAsiaTheme="minorHAnsi" w:hAnsiTheme="minorHAnsi" w:cstheme="minorBidi"/>
+          <w:color w:val="auto"/>
+          <w:sz w:val="24"/>
+          <w:szCs w:val="24"/>
         </w:rPr>
         <w:t>produkt_id</w:t>
       </w:r>
       <w:proofErr w:type="spellEnd"/>
       <w:r>
         <w:rPr>
-          <w:lang w:val="en-GB"/>
+          <w:rFonts w:asciiTheme="minorHAnsi" w:eastAsiaTheme="minorHAnsi" w:hAnsiTheme="minorHAnsi" w:cstheme="minorBidi"/>
+          <w:color w:val="auto"/>
+          <w:sz w:val="24"/>
+          <w:szCs w:val="24"/>
         </w:rPr>
         <w:t>));</w:t>
       </w:r>
@@ -869,63 +1082,118 @@
       <w:pPr>
         <w:pStyle w:val="berschrift2"/>
         <w:ind w:left="708"/>
-        <w:rPr>
-          <w:lang w:val="en-GB"/>
-        </w:rPr>
-      </w:pPr>
-      <w:r>
-        <w:rPr>
-          <w:lang w:val="en-GB"/>
-        </w:rPr>
-        <w:t xml:space="preserve">Der </w:t>
-      </w:r>
-      <w:proofErr w:type="spellStart"/>
-      <w:r>
-        <w:rPr>
-          <w:lang w:val="en-GB"/>
-        </w:rPr>
-        <w:t>Tabelle</w:t>
-      </w:r>
-      <w:proofErr w:type="spellEnd"/>
-      <w:r>
-        <w:rPr>
-          <w:lang w:val="en-GB"/>
-        </w:rPr>
-        <w:t xml:space="preserve"> </w:t>
-      </w:r>
-      <w:proofErr w:type="spellStart"/>
-      <w:r>
-        <w:rPr>
-          <w:lang w:val="en-GB"/>
-        </w:rPr>
+      </w:pPr>
+      <w:r>
+        <w:t xml:space="preserve">Der Tabelle </w:t>
+      </w:r>
+      <w:proofErr w:type="gramStart"/>
+      <w:r>
         <w:t>Kauft</w:t>
       </w:r>
-      <w:proofErr w:type="spellEnd"/>
-      <w:r>
-        <w:rPr>
-          <w:lang w:val="en-GB"/>
-        </w:rPr>
+      <w:proofErr w:type="gramEnd"/>
+      <w:r>
         <w:t>:</w:t>
       </w:r>
     </w:p>
     <w:p>
       <w:pPr>
-        <w:pStyle w:val="Listenabsatz"/>
-        <w:numPr>
-          <w:ilvl w:val="0"/>
-          <w:numId w:val="3"/>
-        </w:numPr>
-      </w:pPr>
-      <w:r>
-        <w:t xml:space="preserve">CREATE TABLE kauft (kunde_id INTEGER, produkt_id INTEGER, verkaufspreis REAL, produktanzahl INTEGER NOT NULL, PRIMARY </w:t>
+        <w:ind w:left="708"/>
+      </w:pPr>
+      <w:r>
+        <w:t>CREATE TABLE IF NOT EXISTS "kauft" (</w:t>
+      </w:r>
+      <w:proofErr w:type="spellStart"/>
+      <w:r>
+        <w:t>kunde_id</w:t>
+      </w:r>
+      <w:proofErr w:type="spellEnd"/>
+      <w:r>
+        <w:t xml:space="preserve"> INTEGER, </w:t>
+      </w:r>
+      <w:proofErr w:type="spellStart"/>
+      <w:r>
+        <w:t>produkt_id</w:t>
+      </w:r>
+      <w:proofErr w:type="spellEnd"/>
+      <w:r>
+        <w:t xml:space="preserve"> INTEGER, </w:t>
+      </w:r>
+      <w:proofErr w:type="spellStart"/>
+      <w:r>
+        <w:t>produktanzahl</w:t>
+      </w:r>
+      <w:proofErr w:type="spellEnd"/>
+      <w:r>
+        <w:t xml:space="preserve"> INTEGER NOT NULL, PRIMARY </w:t>
       </w:r>
       <w:proofErr w:type="gramStart"/>
       <w:r>
         <w:t>KEY(</w:t>
       </w:r>
+      <w:proofErr w:type="spellStart"/>
       <w:proofErr w:type="gramEnd"/>
       <w:r>
-        <w:t>kunde_id, produkt_id), FOREIGN KEY (kunde_id) REFERENCES kunde(kunde_id));</w:t>
+        <w:t>kunde_id</w:t>
+      </w:r>
+      <w:proofErr w:type="spellEnd"/>
+      <w:r>
+        <w:t xml:space="preserve">, </w:t>
+      </w:r>
+      <w:proofErr w:type="spellStart"/>
+      <w:r>
+        <w:t>produkt_id</w:t>
+      </w:r>
+      <w:proofErr w:type="spellEnd"/>
+      <w:r>
+        <w:t>), FOREIGN KEY (</w:t>
+      </w:r>
+      <w:proofErr w:type="spellStart"/>
+      <w:r>
+        <w:t>kunde_id</w:t>
+      </w:r>
+      <w:proofErr w:type="spellEnd"/>
+      <w:r>
+        <w:t xml:space="preserve">) REFERENCES </w:t>
+      </w:r>
+      <w:proofErr w:type="spellStart"/>
+      <w:r>
+        <w:t>kunde</w:t>
+      </w:r>
+      <w:proofErr w:type="spellEnd"/>
+      <w:r>
+        <w:t>(</w:t>
+      </w:r>
+      <w:proofErr w:type="spellStart"/>
+      <w:r>
+        <w:t>kunde_id</w:t>
+      </w:r>
+      <w:proofErr w:type="spellEnd"/>
+      <w:r>
+        <w:t>), FOREIGN KEY (</w:t>
+      </w:r>
+      <w:proofErr w:type="spellStart"/>
+      <w:r>
+        <w:t>produkt_id</w:t>
+      </w:r>
+      <w:proofErr w:type="spellEnd"/>
+      <w:r>
+        <w:t xml:space="preserve">) REFERENCES </w:t>
+      </w:r>
+      <w:proofErr w:type="spellStart"/>
+      <w:r>
+        <w:t>produkt</w:t>
+      </w:r>
+      <w:proofErr w:type="spellEnd"/>
+      <w:r>
+        <w:t>(</w:t>
+      </w:r>
+      <w:proofErr w:type="spellStart"/>
+      <w:r>
+        <w:t>produkt_id</w:t>
+      </w:r>
+      <w:proofErr w:type="spellEnd"/>
+      <w:r>
+        <w:t>));</w:t>
       </w:r>
     </w:p>
     <w:sectPr>
